--- a/frontend/public/Carter-Moyer-Resume.docx
+++ b/frontend/public/Carter-Moyer-Resume.docx
@@ -198,7 +198,7 @@
         <w:rPr>
           <w:b/>
         </w:rPr>
-        <w:t>Operations Lead, Inventory Management, Retail Operations</w:t>
+        <w:t>Dairy Clerk, Festival Foods, Fond du Lac, WI</w:t>
       </w:r>
     </w:p>
     <w:p>
@@ -212,7 +212,7 @@
         <w:spacing w:after="20"/>
       </w:pPr>
       <w:r>
-        <w:t>Managed high-throughput daily operations and inventory workflows over nearly 4 years of continuous employment while completing a Computer Science degree</w:t>
+        <w:t>Managed time-sensitive daily inventory logistics and operational workflows over nearly 4 years of continuous employment while completing a Computer Science degree</w:t>
       </w:r>
     </w:p>
     <w:p>
@@ -221,16 +221,7 @@
         <w:spacing w:after="20"/>
       </w:pPr>
       <w:r>
-        <w:t>Onboarded and mentored new personnel on operational standards and communication protocols</w:t>
-      </w:r>
-    </w:p>
-    <w:p>
-      <w:pPr>
-        <w:pStyle w:val="ListBullet"/>
-        <w:spacing w:after="20"/>
-      </w:pPr>
-      <w:r>
-        <w:t>Built systems for resolving logistical issues and operational bottlenecks, improving workload efficiency</w:t>
+        <w:t>Formulated on-the-job training materials to onboard and mentor incoming personnel on compliance and service standards, and resolved complex customer inquiries</w:t>
       </w:r>
     </w:p>
     <w:p>

--- a/frontend/public/Carter-Moyer-Resume.docx
+++ b/frontend/public/Carter-Moyer-Resume.docx
@@ -191,37 +191,6 @@
       </w:pPr>
       <w:r>
         <w:t>Evaluate and debug complex code-related tasks, algorithms, and AI research prompts to improve large language model accuracy, assessing LLM outputs for logic, efficiency, and syntax correctness</w:t>
-      </w:r>
-    </w:p>
-    <w:p>
-      <w:r>
-        <w:rPr>
-          <w:b/>
-        </w:rPr>
-        <w:t>Dairy Clerk, Festival Foods, Fond du Lac, WI</w:t>
-      </w:r>
-    </w:p>
-    <w:p>
-      <w:r>
-        <w:t>June 2022 - March 2026</w:t>
-      </w:r>
-    </w:p>
-    <w:p>
-      <w:pPr>
-        <w:pStyle w:val="ListBullet"/>
-        <w:spacing w:after="20"/>
-      </w:pPr>
-      <w:r>
-        <w:t>Managed time-sensitive daily inventory logistics and operational workflows over nearly 4 years of continuous employment while completing a Computer Science degree</w:t>
-      </w:r>
-    </w:p>
-    <w:p>
-      <w:pPr>
-        <w:pStyle w:val="ListBullet"/>
-        <w:spacing w:after="20"/>
-      </w:pPr>
-      <w:r>
-        <w:t>Formulated on-the-job training materials to onboard and mentor incoming personnel on compliance and service standards, and resolved complex customer inquiries</w:t>
       </w:r>
     </w:p>
     <w:p>

--- a/frontend/public/Carter-Moyer-Resume.docx
+++ b/frontend/public/Carter-Moyer-Resume.docx
@@ -75,7 +75,7 @@
     </w:p>
     <w:p>
       <w:r>
-        <w:t>Full-Stack Software Engineer and Computer Science graduate (B.S., December 2026) who has already shipped 10+ live production applications for real clients and users, not only coursework. Founder of Phoenix Websites AI, a web development business delivering custom websites, SaaS portals, dashboards, and AI products with authentication, Stripe payments, and automated contracts. AI Trainer at Outlier evaluating and debugging code and LLM outputs. Specialized in the MEAN stack (MongoDB, Express, Angular, Node.js) and modern JavaScript and TypeScript across React and Next.js. Uses AI as an accelerator while personally auditing and testing every line that ships.</w:t>
+        <w:t>Full-Stack Software Engineer and Computer Science graduate (B.S., December 2026) who has already shipped 10+ live, deployed applications: client work through his own business plus full-scale personal projects built to production standards, not only coursework. Founder of Phoenix Websites AI, a web development business delivering custom websites, SaaS portals, dashboards, and AI products with authentication, Stripe payments, and automated contracts. AI Trainer at Outlier evaluating and debugging code and LLM outputs. Specialized in the MEAN stack (MongoDB, Express, Angular, Node.js) and modern JavaScript and TypeScript across React and Next.js. Uses AI as an accelerator while personally auditing and testing every line that ships.</w:t>
       </w:r>
     </w:p>
     <w:p>
@@ -106,7 +106,7 @@
     </w:p>
     <w:p>
       <w:r>
-        <w:t>Relevant coursework: Software Engineering (MEAN-stack team project, Demo 1 scored 10/10), Full-Stack Web Development, Database Systems, Data Structures and Algorithms, Operating Systems, Object-Oriented Design, Compilers, Automata Theory</w:t>
+        <w:t>Relevant coursework: Software Engineering (MEAN-stack team project), Full-Stack Web Development, Database Systems, Data Structures and Algorithms, Operating Systems, Object-Oriented Design, Compilers, Automata Theory</w:t>
       </w:r>
     </w:p>
     <w:p>
@@ -159,7 +159,7 @@
         <w:spacing w:after="20"/>
       </w:pPr>
       <w:r>
-        <w:t>Shipped 10+ live production applications end to end: requirements, system design, clean development, testing, CI/CD deployment, and support, usually in 2 to 5 weeks per client site</w:t>
+        <w:t>Shipped 10+ live applications end to end (client sites through the business plus production-grade personal projects, all publicly deployed): requirements, system design, clean development, testing, CI/CD deployment, and support, with client sites typically delivered in 2 to 5 weeks</w:t>
       </w:r>
     </w:p>
     <w:p>
@@ -278,7 +278,7 @@
         <w:spacing w:after="20"/>
       </w:pPr>
       <w:r>
-        <w:t>Worked in a 4-person Agile team to design and build an appointment booking application; first professor demo scored 10/10</w:t>
+        <w:t>Worked in a 4-person Agile team to design, build, and successfully deliver an appointment booking application, splitting the full stack across the team and integrating it into one working product</w:t>
       </w:r>
     </w:p>
     <w:p>
@@ -288,6 +288,15 @@
       </w:pPr>
       <w:r>
         <w:t>Designed one account per person with both customer and provider views, seeded administrator access, and duplicate account handling</w:t>
+      </w:r>
+    </w:p>
+    <w:p>
+      <w:pPr>
+        <w:pStyle w:val="ListBullet"/>
+        <w:spacing w:after="20"/>
+      </w:pPr>
+      <w:r>
+        <w:t>Also built a similar appointment booking website entirely on my own the previous year for a web development class, owning the whole stack solo from database to UI: the same kind of system delivered both independently and as part of a team</w:t>
       </w:r>
     </w:p>
     <w:p>

--- a/frontend/public/Carter-Moyer-Resume.docx
+++ b/frontend/public/Carter-Moyer-Resume.docx
@@ -269,7 +269,7 @@
     </w:p>
     <w:p>
       <w:r>
-        <w:t>MongoDB, Express, Angular, Node.js (MEAN Stack), Agile, Role-Based Access Control</w:t>
+        <w:t>MongoDB, Express, Angular, Node.js (MEAN Stack), Evolutionary Development Model, Role-Based Access Control</w:t>
       </w:r>
     </w:p>
     <w:p>
@@ -278,7 +278,7 @@
         <w:spacing w:after="20"/>
       </w:pPr>
       <w:r>
-        <w:t>Worked in a 4-person Agile team to design, build, and successfully deliver an appointment booking application, splitting the full stack across the team and integrating it into one working product</w:t>
+        <w:t>Built an appointment booking application in a 4-person team using an evolutionary development model, evolving a working prototype through successive versions and feedback cycles into the successfully delivered final product, with the full stack split across the team</w:t>
       </w:r>
     </w:p>
     <w:p>
@@ -296,7 +296,7 @@
         <w:spacing w:after="20"/>
       </w:pPr>
       <w:r>
-        <w:t>Also built a similar appointment booking website entirely on my own the previous year for a web development class, owning the whole stack solo from database to UI: the same kind of system delivered both independently and as part of a team</w:t>
+        <w:t>Also built the same kind of appointment booking website entirely on my own the previous year for a web development class, using the same evolutionary model and owning the whole stack solo from database to UI: the same system delivered both independently and as part of a team</w:t>
       </w:r>
     </w:p>
     <w:p>
@@ -329,7 +329,7 @@
     </w:p>
     <w:p>
       <w:r>
-        <w:t>Engineering Practice: Object-Oriented Programming (OOP), Data Structures and Algorithms, System Design, Software Development Life Cycle (SDLC), Agile, Automated Testing, Unit Testing, Code Review, Compilers, Automata Theory, DevSecOps, Authentication, Role-Based Access Control, AES-256 Encryption</w:t>
+        <w:t>Engineering Practice: Object-Oriented Programming (OOP), Data Structures and Algorithms, System Design, Software Development Life Cycle (SDLC), Agile, Evolutionary Development, Automated Testing, Unit Testing, Code Review, Compilers, Automata Theory, DevSecOps, Authentication, Role-Based Access Control, AES-256 Encryption</w:t>
       </w:r>
     </w:p>
     <w:p>

--- a/frontend/public/Carter-Moyer-Resume.docx
+++ b/frontend/public/Carter-Moyer-Resume.docx
@@ -296,7 +296,7 @@
         <w:spacing w:after="20"/>
       </w:pPr>
       <w:r>
-        <w:t>Also built the same kind of appointment booking website entirely on my own the previous year for a web development class, using the same evolutionary model and owning the whole stack solo from database to UI: the same system delivered both independently and as part of a team</w:t>
+        <w:t>Also built a hotel booking website entirely on my own the previous year for a web development class, using the same evolutionary model and owning the whole stack solo from database to UI, so booking systems are proven work both independently and as part of a team</w:t>
       </w:r>
     </w:p>
     <w:p>

--- a/frontend/public/Carter-Moyer-Resume.docx
+++ b/frontend/public/Carter-Moyer-Resume.docx
@@ -319,7 +319,7 @@
     </w:p>
     <w:p>
       <w:r>
-        <w:t>Frameworks and Libraries: Angular, React, Next.js, Node.js, Express, Mongoose ODM, Tailwind CSS, Playwright, Chart.js</w:t>
+        <w:t>Frameworks and Libraries: Angular, React, Next.js, Node.js, Express, Mongoose ODM, Tailwind CSS</w:t>
       </w:r>
     </w:p>
     <w:p>
